--- a/documents/templates/4_return(Акт возврата ТС).docx
+++ b/documents/templates/4_return(Акт возврата ТС).docx
@@ -445,32 +445,14 @@
           <w:sz w:val="20"/>
           <w:szCs w:val="20"/>
         </w:rPr>
-        <w:t xml:space="preserve">                </w:t>
-      </w:r>
-      <w:proofErr w:type="gramStart"/>
-      <w:r>
-        <w:rPr>
-          <w:rFonts w:ascii="Times New Roman" w:eastAsia="Calibri" w:hAnsi="Times New Roman" w:cs="Times New Roman"/>
-          <w:color w:val="000000"/>
-          <w:sz w:val="20"/>
-          <w:szCs w:val="20"/>
-        </w:rPr>
-        <w:t xml:space="preserve">   </w:t>
+        <w:t xml:space="preserve">                   </w:t>
       </w:r>
       <w:r>
         <w:rPr>
           <w:sz w:val="18"/>
           <w:szCs w:val="18"/>
         </w:rPr>
-        <w:t>{</w:t>
-      </w:r>
-      <w:proofErr w:type="gramEnd"/>
-      <w:r>
-        <w:rPr>
-          <w:sz w:val="18"/>
-          <w:szCs w:val="18"/>
-        </w:rPr>
-        <w:t>{</w:t>
+        <w:t>{{</w:t>
       </w:r>
       <w:r>
         <w:rPr>
@@ -3652,7 +3634,6 @@
                 <w:color w:val="000000"/>
                 <w:sz w:val="20"/>
                 <w:szCs w:val="20"/>
-                <w:lang w:val="en-US"/>
               </w:rPr>
             </w:pPr>
             <w:r>
@@ -3660,74 +3641,105 @@
                 <w:rFonts w:ascii="Times New Roman" w:hAnsi="Times New Roman" w:cs="Times New Roman"/>
                 <w:sz w:val="20"/>
                 <w:szCs w:val="20"/>
-                <w:lang w:val="en-US"/>
-              </w:rPr>
-              <w:t>{{</w:t>
-            </w:r>
-            <w:proofErr w:type="spellStart"/>
-            <w:r>
-              <w:rPr>
-                <w:rFonts w:ascii="Times New Roman" w:hAnsi="Times New Roman" w:cs="Times New Roman"/>
-                <w:sz w:val="20"/>
-                <w:szCs w:val="20"/>
-                <w:lang w:val="en-US"/>
-              </w:rPr>
-              <w:t>pts</w:t>
-            </w:r>
-            <w:r>
-              <w:rPr>
-                <w:rFonts w:ascii="Times New Roman" w:hAnsi="Times New Roman" w:cs="Times New Roman"/>
-                <w:b/>
-                <w:bCs/>
-                <w:sz w:val="20"/>
-                <w:szCs w:val="20"/>
-                <w:lang w:val="en-US"/>
-              </w:rPr>
-              <w:t>_</w:t>
-            </w:r>
-            <w:r>
-              <w:rPr>
-                <w:rFonts w:ascii="Times New Roman" w:hAnsi="Times New Roman" w:cs="Times New Roman"/>
-                <w:sz w:val="20"/>
-                <w:szCs w:val="20"/>
-                <w:lang w:val="en-US"/>
-              </w:rPr>
-              <w:t>id</w:t>
-            </w:r>
-            <w:proofErr w:type="spellEnd"/>
-            <w:r>
-              <w:rPr>
-                <w:rFonts w:ascii="Times New Roman" w:hAnsi="Times New Roman" w:cs="Times New Roman"/>
-                <w:sz w:val="20"/>
-                <w:szCs w:val="20"/>
-                <w:lang w:val="en-US"/>
-              </w:rPr>
-              <w:t xml:space="preserve">}} </w:t>
-            </w:r>
-            <w:r>
-              <w:rPr>
-                <w:rFonts w:ascii="Times New Roman" w:hAnsi="Times New Roman" w:cs="Times New Roman"/>
-                <w:sz w:val="20"/>
-                <w:szCs w:val="20"/>
-              </w:rPr>
-              <w:t>от</w:t>
-            </w:r>
-            <w:r>
-              <w:rPr>
-                <w:rFonts w:ascii="Times New Roman" w:hAnsi="Times New Roman" w:cs="Times New Roman"/>
-                <w:sz w:val="20"/>
-                <w:szCs w:val="20"/>
-                <w:lang w:val="en-US"/>
-              </w:rPr>
-              <w:t xml:space="preserve"> {{</w:t>
-            </w:r>
-            <w:proofErr w:type="spellStart"/>
-            <w:r>
-              <w:rPr>
-                <w:rFonts w:ascii="Times New Roman" w:hAnsi="Times New Roman" w:cs="Times New Roman"/>
-                <w:sz w:val="20"/>
-                <w:szCs w:val="20"/>
-                <w:lang w:val="en-US"/>
+              </w:rPr>
+              <w:t xml:space="preserve">{% </w:t>
+            </w:r>
+            <w:proofErr w:type="spellStart"/>
+            <w:r>
+              <w:rPr>
+                <w:rFonts w:ascii="Times New Roman" w:hAnsi="Times New Roman" w:cs="Times New Roman"/>
+                <w:sz w:val="20"/>
+                <w:szCs w:val="20"/>
+              </w:rPr>
+              <w:t>if</w:t>
+            </w:r>
+            <w:proofErr w:type="spellEnd"/>
+            <w:r>
+              <w:rPr>
+                <w:rFonts w:ascii="Times New Roman" w:hAnsi="Times New Roman" w:cs="Times New Roman"/>
+                <w:sz w:val="20"/>
+                <w:szCs w:val="20"/>
+              </w:rPr>
+              <w:t xml:space="preserve"> </w:t>
+            </w:r>
+            <w:proofErr w:type="spellStart"/>
+            <w:r>
+              <w:rPr>
+                <w:rFonts w:ascii="Times New Roman" w:hAnsi="Times New Roman" w:cs="Times New Roman"/>
+                <w:sz w:val="20"/>
+                <w:szCs w:val="20"/>
+              </w:rPr>
+              <w:t>pts_id</w:t>
+            </w:r>
+            <w:proofErr w:type="spellEnd"/>
+            <w:r>
+              <w:rPr>
+                <w:rFonts w:ascii="Times New Roman" w:hAnsi="Times New Roman" w:cs="Times New Roman"/>
+                <w:sz w:val="20"/>
+                <w:szCs w:val="20"/>
+              </w:rPr>
+              <w:t xml:space="preserve"> %}{{ </w:t>
+            </w:r>
+            <w:proofErr w:type="spellStart"/>
+            <w:r>
+              <w:rPr>
+                <w:rFonts w:ascii="Times New Roman" w:hAnsi="Times New Roman" w:cs="Times New Roman"/>
+                <w:sz w:val="20"/>
+                <w:szCs w:val="20"/>
+              </w:rPr>
+              <w:t>pts_id</w:t>
+            </w:r>
+            <w:proofErr w:type="spellEnd"/>
+            <w:r>
+              <w:rPr>
+                <w:rFonts w:ascii="Times New Roman" w:hAnsi="Times New Roman" w:cs="Times New Roman"/>
+                <w:sz w:val="20"/>
+                <w:szCs w:val="20"/>
+              </w:rPr>
+              <w:t xml:space="preserve"> }}{% </w:t>
+            </w:r>
+            <w:proofErr w:type="spellStart"/>
+            <w:r>
+              <w:rPr>
+                <w:rFonts w:ascii="Times New Roman" w:hAnsi="Times New Roman" w:cs="Times New Roman"/>
+                <w:sz w:val="20"/>
+                <w:szCs w:val="20"/>
+              </w:rPr>
+              <w:t>endif</w:t>
+            </w:r>
+            <w:proofErr w:type="spellEnd"/>
+            <w:r>
+              <w:rPr>
+                <w:rFonts w:ascii="Times New Roman" w:hAnsi="Times New Roman" w:cs="Times New Roman"/>
+                <w:sz w:val="20"/>
+                <w:szCs w:val="20"/>
+              </w:rPr>
+              <w:t xml:space="preserve"> %}{% </w:t>
+            </w:r>
+            <w:proofErr w:type="spellStart"/>
+            <w:r>
+              <w:rPr>
+                <w:rFonts w:ascii="Times New Roman" w:hAnsi="Times New Roman" w:cs="Times New Roman"/>
+                <w:sz w:val="20"/>
+                <w:szCs w:val="20"/>
+              </w:rPr>
+              <w:t>if</w:t>
+            </w:r>
+            <w:proofErr w:type="spellEnd"/>
+            <w:r>
+              <w:rPr>
+                <w:rFonts w:ascii="Times New Roman" w:hAnsi="Times New Roman" w:cs="Times New Roman"/>
+                <w:sz w:val="20"/>
+                <w:szCs w:val="20"/>
+              </w:rPr>
+              <w:t xml:space="preserve"> </w:t>
+            </w:r>
+            <w:proofErr w:type="spellStart"/>
+            <w:r>
+              <w:rPr>
+                <w:rFonts w:ascii="Times New Roman" w:hAnsi="Times New Roman" w:cs="Times New Roman"/>
+                <w:sz w:val="20"/>
+                <w:szCs w:val="20"/>
               </w:rPr>
               <w:t>pts_date</w:t>
             </w:r>
@@ -3737,9 +3749,152 @@
                 <w:rFonts w:ascii="Times New Roman" w:hAnsi="Times New Roman" w:cs="Times New Roman"/>
                 <w:sz w:val="20"/>
                 <w:szCs w:val="20"/>
-                <w:lang w:val="en-US"/>
-              </w:rPr>
-              <w:t>}}</w:t>
+              </w:rPr>
+              <w:t xml:space="preserve"> </w:t>
+            </w:r>
+            <w:proofErr w:type="spellStart"/>
+            <w:r>
+              <w:rPr>
+                <w:rFonts w:ascii="Times New Roman" w:hAnsi="Times New Roman" w:cs="Times New Roman"/>
+                <w:sz w:val="20"/>
+                <w:szCs w:val="20"/>
+              </w:rPr>
+              <w:t>and</w:t>
+            </w:r>
+            <w:proofErr w:type="spellEnd"/>
+            <w:r>
+              <w:rPr>
+                <w:rFonts w:ascii="Times New Roman" w:hAnsi="Times New Roman" w:cs="Times New Roman"/>
+                <w:sz w:val="20"/>
+                <w:szCs w:val="20"/>
+              </w:rPr>
+              <w:t xml:space="preserve"> </w:t>
+            </w:r>
+            <w:proofErr w:type="spellStart"/>
+            <w:r>
+              <w:rPr>
+                <w:rFonts w:ascii="Times New Roman" w:hAnsi="Times New Roman" w:cs="Times New Roman"/>
+                <w:sz w:val="20"/>
+                <w:szCs w:val="20"/>
+              </w:rPr>
+              <w:t>pts_id</w:t>
+            </w:r>
+            <w:proofErr w:type="spellEnd"/>
+            <w:r>
+              <w:rPr>
+                <w:rFonts w:ascii="Times New Roman" w:hAnsi="Times New Roman" w:cs="Times New Roman"/>
+                <w:sz w:val="20"/>
+                <w:szCs w:val="20"/>
+              </w:rPr>
+              <w:t xml:space="preserve"> %} от {{ </w:t>
+            </w:r>
+            <w:proofErr w:type="spellStart"/>
+            <w:r>
+              <w:rPr>
+                <w:rFonts w:ascii="Times New Roman" w:hAnsi="Times New Roman" w:cs="Times New Roman"/>
+                <w:sz w:val="20"/>
+                <w:szCs w:val="20"/>
+              </w:rPr>
+              <w:t>pts_date</w:t>
+            </w:r>
+            <w:proofErr w:type="spellEnd"/>
+            <w:r>
+              <w:rPr>
+                <w:rFonts w:ascii="Times New Roman" w:hAnsi="Times New Roman" w:cs="Times New Roman"/>
+                <w:sz w:val="20"/>
+                <w:szCs w:val="20"/>
+              </w:rPr>
+              <w:t xml:space="preserve"> }}{% </w:t>
+            </w:r>
+            <w:proofErr w:type="spellStart"/>
+            <w:r>
+              <w:rPr>
+                <w:rFonts w:ascii="Times New Roman" w:hAnsi="Times New Roman" w:cs="Times New Roman"/>
+                <w:sz w:val="20"/>
+                <w:szCs w:val="20"/>
+              </w:rPr>
+              <w:t>endif</w:t>
+            </w:r>
+            <w:proofErr w:type="spellEnd"/>
+            <w:r>
+              <w:rPr>
+                <w:rFonts w:ascii="Times New Roman" w:hAnsi="Times New Roman" w:cs="Times New Roman"/>
+                <w:sz w:val="20"/>
+                <w:szCs w:val="20"/>
+              </w:rPr>
+              <w:t xml:space="preserve"> %}{% </w:t>
+            </w:r>
+            <w:proofErr w:type="spellStart"/>
+            <w:r>
+              <w:rPr>
+                <w:rFonts w:ascii="Times New Roman" w:hAnsi="Times New Roman" w:cs="Times New Roman"/>
+                <w:sz w:val="20"/>
+                <w:szCs w:val="20"/>
+              </w:rPr>
+              <w:t>if</w:t>
+            </w:r>
+            <w:proofErr w:type="spellEnd"/>
+            <w:r>
+              <w:rPr>
+                <w:rFonts w:ascii="Times New Roman" w:hAnsi="Times New Roman" w:cs="Times New Roman"/>
+                <w:sz w:val="20"/>
+                <w:szCs w:val="20"/>
+              </w:rPr>
+              <w:t xml:space="preserve"> </w:t>
+            </w:r>
+            <w:proofErr w:type="spellStart"/>
+            <w:r>
+              <w:rPr>
+                <w:rFonts w:ascii="Times New Roman" w:hAnsi="Times New Roman" w:cs="Times New Roman"/>
+                <w:sz w:val="20"/>
+                <w:szCs w:val="20"/>
+              </w:rPr>
+              <w:t>not</w:t>
+            </w:r>
+            <w:proofErr w:type="spellEnd"/>
+            <w:r>
+              <w:rPr>
+                <w:rFonts w:ascii="Times New Roman" w:hAnsi="Times New Roman" w:cs="Times New Roman"/>
+                <w:sz w:val="20"/>
+                <w:szCs w:val="20"/>
+              </w:rPr>
+              <w:t xml:space="preserve"> </w:t>
+            </w:r>
+            <w:proofErr w:type="spellStart"/>
+            <w:r>
+              <w:rPr>
+                <w:rFonts w:ascii="Times New Roman" w:hAnsi="Times New Roman" w:cs="Times New Roman"/>
+                <w:sz w:val="20"/>
+                <w:szCs w:val="20"/>
+              </w:rPr>
+              <w:t>pts_id</w:t>
+            </w:r>
+            <w:proofErr w:type="spellEnd"/>
+            <w:r>
+              <w:rPr>
+                <w:rFonts w:ascii="Times New Roman" w:hAnsi="Times New Roman" w:cs="Times New Roman"/>
+                <w:sz w:val="20"/>
+                <w:szCs w:val="20"/>
+              </w:rPr>
+              <w:t xml:space="preserve"> %}Отсутствует{% </w:t>
+            </w:r>
+            <w:proofErr w:type="spellStart"/>
+            <w:r>
+              <w:rPr>
+                <w:rFonts w:ascii="Times New Roman" w:hAnsi="Times New Roman" w:cs="Times New Roman"/>
+                <w:sz w:val="20"/>
+                <w:szCs w:val="20"/>
+              </w:rPr>
+              <w:t>endif</w:t>
+            </w:r>
+            <w:proofErr w:type="spellEnd"/>
+            <w:r>
+              <w:rPr>
+                <w:rFonts w:ascii="Times New Roman" w:hAnsi="Times New Roman" w:cs="Times New Roman"/>
+                <w:sz w:val="20"/>
+                <w:szCs w:val="20"/>
+              </w:rPr>
+              <w:t xml:space="preserve"> %}</w:t>
             </w:r>
           </w:p>
         </w:tc>
@@ -3839,6 +3994,46 @@
                 <w:szCs w:val="20"/>
                 <w:lang w:val="en-US"/>
               </w:rPr>
+              <w:t xml:space="preserve"> %}{{ </w:t>
+            </w:r>
+            <w:proofErr w:type="spellStart"/>
+            <w:r>
+              <w:rPr>
+                <w:rFonts w:ascii="Times New Roman" w:hAnsi="Times New Roman" w:cs="Times New Roman"/>
+                <w:sz w:val="20"/>
+                <w:szCs w:val="20"/>
+                <w:lang w:val="en-US"/>
+              </w:rPr>
+              <w:t>sts_id</w:t>
+            </w:r>
+            <w:proofErr w:type="spellEnd"/>
+            <w:r>
+              <w:rPr>
+                <w:rFonts w:ascii="Times New Roman" w:hAnsi="Times New Roman" w:cs="Times New Roman"/>
+                <w:sz w:val="20"/>
+                <w:szCs w:val="20"/>
+                <w:lang w:val="en-US"/>
+              </w:rPr>
+              <w:t xml:space="preserve"> }}{% endif %}{% if </w:t>
+            </w:r>
+            <w:proofErr w:type="spellStart"/>
+            <w:r>
+              <w:rPr>
+                <w:rFonts w:ascii="Times New Roman" w:hAnsi="Times New Roman" w:cs="Times New Roman"/>
+                <w:sz w:val="20"/>
+                <w:szCs w:val="20"/>
+                <w:lang w:val="en-US"/>
+              </w:rPr>
+              <w:t>sts_date</w:t>
+            </w:r>
+            <w:proofErr w:type="spellEnd"/>
+            <w:r>
+              <w:rPr>
+                <w:rFonts w:ascii="Times New Roman" w:hAnsi="Times New Roman" w:cs="Times New Roman"/>
+                <w:sz w:val="20"/>
+                <w:szCs w:val="20"/>
+                <w:lang w:val="en-US"/>
+              </w:rPr>
               <w:t xml:space="preserve"> and </w:t>
             </w:r>
             <w:proofErr w:type="spellStart"/>
@@ -3849,6 +4044,43 @@
                 <w:szCs w:val="20"/>
                 <w:lang w:val="en-US"/>
               </w:rPr>
+              <w:t>sts_id</w:t>
+            </w:r>
+            <w:proofErr w:type="spellEnd"/>
+            <w:r>
+              <w:rPr>
+                <w:rFonts w:ascii="Times New Roman" w:hAnsi="Times New Roman" w:cs="Times New Roman"/>
+                <w:sz w:val="20"/>
+                <w:szCs w:val="20"/>
+                <w:lang w:val="en-US"/>
+              </w:rPr>
+              <w:t xml:space="preserve"> %} </w:t>
+            </w:r>
+            <w:r>
+              <w:rPr>
+                <w:rFonts w:ascii="Times New Roman" w:hAnsi="Times New Roman" w:cs="Times New Roman"/>
+                <w:sz w:val="20"/>
+                <w:szCs w:val="20"/>
+              </w:rPr>
+              <w:t>от</w:t>
+            </w:r>
+            <w:r>
+              <w:rPr>
+                <w:rFonts w:ascii="Times New Roman" w:hAnsi="Times New Roman" w:cs="Times New Roman"/>
+                <w:sz w:val="20"/>
+                <w:szCs w:val="20"/>
+                <w:lang w:val="en-US"/>
+              </w:rPr>
+              <w:t xml:space="preserve"> {{ </w:t>
+            </w:r>
+            <w:proofErr w:type="spellStart"/>
+            <w:r>
+              <w:rPr>
+                <w:rFonts w:ascii="Times New Roman" w:hAnsi="Times New Roman" w:cs="Times New Roman"/>
+                <w:sz w:val="20"/>
+                <w:szCs w:val="20"/>
+                <w:lang w:val="en-US"/>
+              </w:rPr>
               <w:t>sts_date</w:t>
             </w:r>
             <w:proofErr w:type="spellEnd"/>
@@ -3859,7 +4091,7 @@
                 <w:szCs w:val="20"/>
                 <w:lang w:val="en-US"/>
               </w:rPr>
-              <w:t xml:space="preserve"> %}{{ </w:t>
+              <w:t xml:space="preserve"> }}{% endif %}{% if not </w:t>
             </w:r>
             <w:proofErr w:type="spellStart"/>
             <w:r>
@@ -3879,44 +4111,7 @@
                 <w:szCs w:val="20"/>
                 <w:lang w:val="en-US"/>
               </w:rPr>
-              <w:t xml:space="preserve"> }} </w:t>
-            </w:r>
-            <w:r>
-              <w:rPr>
-                <w:rFonts w:ascii="Times New Roman" w:hAnsi="Times New Roman" w:cs="Times New Roman"/>
-                <w:sz w:val="20"/>
-                <w:szCs w:val="20"/>
-              </w:rPr>
-              <w:t>от</w:t>
-            </w:r>
-            <w:r>
-              <w:rPr>
-                <w:rFonts w:ascii="Times New Roman" w:hAnsi="Times New Roman" w:cs="Times New Roman"/>
-                <w:sz w:val="20"/>
-                <w:szCs w:val="20"/>
-                <w:lang w:val="en-US"/>
-              </w:rPr>
-              <w:t xml:space="preserve"> {{ </w:t>
-            </w:r>
-            <w:proofErr w:type="spellStart"/>
-            <w:r>
-              <w:rPr>
-                <w:rFonts w:ascii="Times New Roman" w:hAnsi="Times New Roman" w:cs="Times New Roman"/>
-                <w:sz w:val="20"/>
-                <w:szCs w:val="20"/>
-                <w:lang w:val="en-US"/>
-              </w:rPr>
-              <w:t>sts_date</w:t>
-            </w:r>
-            <w:proofErr w:type="spellEnd"/>
-            <w:r>
-              <w:rPr>
-                <w:rFonts w:ascii="Times New Roman" w:hAnsi="Times New Roman" w:cs="Times New Roman"/>
-                <w:sz w:val="20"/>
-                <w:szCs w:val="20"/>
-                <w:lang w:val="en-US"/>
-              </w:rPr>
-              <w:t xml:space="preserve"> }}{% else %}</w:t>
+              <w:t xml:space="preserve"> %}</w:t>
             </w:r>
             <w:r>
               <w:rPr>
@@ -4365,15 +4560,7 @@
                 <w:rFonts w:ascii="Times New Roman" w:hAnsi="Times New Roman" w:cs="Times New Roman"/>
                 <w:lang w:val="en-US"/>
               </w:rPr>
-              <w:t xml:space="preserve"> </w:t>
-            </w:r>
-            <w:proofErr w:type="gramStart"/>
-            <w:r>
-              <w:rPr>
-                <w:rFonts w:ascii="Times New Roman" w:hAnsi="Times New Roman" w:cs="Times New Roman"/>
-                <w:lang w:val="en-US"/>
-              </w:rPr>
-              <w:t>%}</w:t>
+              <w:t xml:space="preserve"> %}</w:t>
             </w:r>
             <w:r>
               <w:rPr>
@@ -4382,17 +4569,7 @@
                 <w:bCs/>
                 <w:lang w:val="en-US"/>
               </w:rPr>
-              <w:t>{</w:t>
-            </w:r>
-            <w:proofErr w:type="gramEnd"/>
-            <w:r>
-              <w:rPr>
-                <w:rFonts w:ascii="Times New Roman" w:hAnsi="Times New Roman" w:cs="Times New Roman"/>
-                <w:b/>
-                <w:bCs/>
-                <w:lang w:val="en-US"/>
-              </w:rPr>
-              <w:t xml:space="preserve">{ </w:t>
+              <w:t xml:space="preserve">{{ </w:t>
             </w:r>
             <w:proofErr w:type="spellStart"/>
             <w:r>
@@ -4532,31 +4709,15 @@
                 <w:rFonts w:ascii="Times New Roman" w:hAnsi="Times New Roman" w:cs="Times New Roman"/>
                 <w:lang w:val="en-US"/>
               </w:rPr>
-              <w:t xml:space="preserve"> РФ </w:t>
-            </w:r>
-            <w:proofErr w:type="gramStart"/>
-            <w:r>
-              <w:rPr>
-                <w:rFonts w:ascii="Times New Roman" w:hAnsi="Times New Roman" w:cs="Times New Roman"/>
-                <w:lang w:val="en-US"/>
-              </w:rPr>
-              <w:t xml:space="preserve">{{ </w:t>
-            </w:r>
-            <w:proofErr w:type="spellStart"/>
-            <w:r>
-              <w:rPr>
-                <w:rFonts w:ascii="Times New Roman" w:hAnsi="Times New Roman" w:cs="Times New Roman"/>
-                <w:lang w:val="en-US"/>
-              </w:rPr>
-              <w:t>seller</w:t>
-            </w:r>
-            <w:proofErr w:type="gramEnd"/>
-            <w:r>
-              <w:rPr>
-                <w:rFonts w:ascii="Times New Roman" w:hAnsi="Times New Roman" w:cs="Times New Roman"/>
-                <w:lang w:val="en-US"/>
-              </w:rPr>
-              <w:t>_licence_number</w:t>
+              <w:t xml:space="preserve"> РФ {{ </w:t>
+            </w:r>
+            <w:proofErr w:type="spellStart"/>
+            <w:r>
+              <w:rPr>
+                <w:rFonts w:ascii="Times New Roman" w:hAnsi="Times New Roman" w:cs="Times New Roman"/>
+                <w:lang w:val="en-US"/>
+              </w:rPr>
+              <w:t>seller_licence_number</w:t>
             </w:r>
             <w:proofErr w:type="spellEnd"/>
             <w:r>
@@ -4637,31 +4798,15 @@
                 <w:rFonts w:ascii="Times New Roman" w:hAnsi="Times New Roman" w:cs="Times New Roman"/>
                 <w:lang w:val="en-US"/>
               </w:rPr>
-              <w:t xml:space="preserve">: </w:t>
-            </w:r>
-            <w:proofErr w:type="gramStart"/>
-            <w:r>
-              <w:rPr>
-                <w:rFonts w:ascii="Times New Roman" w:hAnsi="Times New Roman" w:cs="Times New Roman"/>
-                <w:lang w:val="en-US"/>
-              </w:rPr>
-              <w:t xml:space="preserve">{{ </w:t>
-            </w:r>
-            <w:proofErr w:type="spellStart"/>
-            <w:r>
-              <w:rPr>
-                <w:rFonts w:ascii="Times New Roman" w:hAnsi="Times New Roman" w:cs="Times New Roman"/>
-                <w:lang w:val="en-US"/>
-              </w:rPr>
-              <w:t>seller</w:t>
-            </w:r>
-            <w:proofErr w:type="gramEnd"/>
-            <w:r>
-              <w:rPr>
-                <w:rFonts w:ascii="Times New Roman" w:hAnsi="Times New Roman" w:cs="Times New Roman"/>
-                <w:lang w:val="en-US"/>
-              </w:rPr>
-              <w:t>_full_address</w:t>
+              <w:t xml:space="preserve">: {{ </w:t>
+            </w:r>
+            <w:proofErr w:type="spellStart"/>
+            <w:r>
+              <w:rPr>
+                <w:rFonts w:ascii="Times New Roman" w:hAnsi="Times New Roman" w:cs="Times New Roman"/>
+                <w:lang w:val="en-US"/>
+              </w:rPr>
+              <w:t>seller_full_address</w:t>
             </w:r>
             <w:proofErr w:type="spellEnd"/>
             <w:r>
@@ -4685,31 +4830,15 @@
                 <w:rFonts w:ascii="Times New Roman" w:hAnsi="Times New Roman" w:cs="Times New Roman"/>
                 <w:lang w:val="en-US"/>
               </w:rPr>
-              <w:t xml:space="preserve">ИНН: </w:t>
-            </w:r>
-            <w:proofErr w:type="gramStart"/>
-            <w:r>
-              <w:rPr>
-                <w:rFonts w:ascii="Times New Roman" w:hAnsi="Times New Roman" w:cs="Times New Roman"/>
-                <w:lang w:val="en-US"/>
-              </w:rPr>
-              <w:t xml:space="preserve">{{ </w:t>
-            </w:r>
-            <w:proofErr w:type="spellStart"/>
-            <w:r>
-              <w:rPr>
-                <w:rFonts w:ascii="Times New Roman" w:hAnsi="Times New Roman" w:cs="Times New Roman"/>
-                <w:lang w:val="en-US"/>
-              </w:rPr>
-              <w:t>seller</w:t>
-            </w:r>
-            <w:proofErr w:type="gramEnd"/>
-            <w:r>
-              <w:rPr>
-                <w:rFonts w:ascii="Times New Roman" w:hAnsi="Times New Roman" w:cs="Times New Roman"/>
-                <w:lang w:val="en-US"/>
-              </w:rPr>
-              <w:t>_inn</w:t>
+              <w:t xml:space="preserve">ИНН: {{ </w:t>
+            </w:r>
+            <w:proofErr w:type="spellStart"/>
+            <w:r>
+              <w:rPr>
+                <w:rFonts w:ascii="Times New Roman" w:hAnsi="Times New Roman" w:cs="Times New Roman"/>
+                <w:lang w:val="en-US"/>
+              </w:rPr>
+              <w:t>seller_inn</w:t>
             </w:r>
             <w:proofErr w:type="spellEnd"/>
             <w:r>
@@ -4797,15 +4926,7 @@
                 <w:rFonts w:ascii="Times New Roman" w:hAnsi="Times New Roman" w:cs="Times New Roman"/>
                 <w:lang w:val="en-US"/>
               </w:rPr>
-              <w:t xml:space="preserve">"] </w:t>
-            </w:r>
-            <w:proofErr w:type="gramStart"/>
-            <w:r>
-              <w:rPr>
-                <w:rFonts w:ascii="Times New Roman" w:hAnsi="Times New Roman" w:cs="Times New Roman"/>
-                <w:lang w:val="en-US"/>
-              </w:rPr>
-              <w:t>%}</w:t>
+              <w:t>"] %}</w:t>
             </w:r>
             <w:r>
               <w:rPr>
@@ -4814,17 +4935,7 @@
                 <w:bCs/>
                 <w:lang w:val="en-US"/>
               </w:rPr>
-              <w:t>{</w:t>
-            </w:r>
-            <w:proofErr w:type="gramEnd"/>
-            <w:r>
-              <w:rPr>
-                <w:rFonts w:ascii="Times New Roman" w:hAnsi="Times New Roman" w:cs="Times New Roman"/>
-                <w:b/>
-                <w:bCs/>
-                <w:lang w:val="en-US"/>
-              </w:rPr>
-              <w:t xml:space="preserve">{ </w:t>
+              <w:t xml:space="preserve">{{ </w:t>
             </w:r>
             <w:proofErr w:type="spellStart"/>
             <w:r>
@@ -4894,31 +5005,15 @@
                 <w:rFonts w:ascii="Times New Roman" w:hAnsi="Times New Roman" w:cs="Times New Roman"/>
                 <w:lang w:val="en-US"/>
               </w:rPr>
-              <w:t xml:space="preserve">: </w:t>
-            </w:r>
-            <w:proofErr w:type="gramStart"/>
-            <w:r>
-              <w:rPr>
-                <w:rFonts w:ascii="Times New Roman" w:hAnsi="Times New Roman" w:cs="Times New Roman"/>
-                <w:lang w:val="en-US"/>
-              </w:rPr>
-              <w:t xml:space="preserve">{{ </w:t>
-            </w:r>
-            <w:proofErr w:type="spellStart"/>
-            <w:r>
-              <w:rPr>
-                <w:rFonts w:ascii="Times New Roman" w:hAnsi="Times New Roman" w:cs="Times New Roman"/>
-                <w:lang w:val="en-US"/>
-              </w:rPr>
-              <w:t>seller</w:t>
-            </w:r>
-            <w:proofErr w:type="gramEnd"/>
-            <w:r>
-              <w:rPr>
-                <w:rFonts w:ascii="Times New Roman" w:hAnsi="Times New Roman" w:cs="Times New Roman"/>
-                <w:lang w:val="en-US"/>
-              </w:rPr>
-              <w:t>_legal_address</w:t>
+              <w:t xml:space="preserve">: {{ </w:t>
+            </w:r>
+            <w:proofErr w:type="spellStart"/>
+            <w:r>
+              <w:rPr>
+                <w:rFonts w:ascii="Times New Roman" w:hAnsi="Times New Roman" w:cs="Times New Roman"/>
+                <w:lang w:val="en-US"/>
+              </w:rPr>
+              <w:t>seller_legal_address</w:t>
             </w:r>
             <w:proofErr w:type="spellEnd"/>
             <w:r>
@@ -6669,7 +6764,6 @@
   <w:style w:type="character" w:default="1" w:styleId="a0">
     <w:name w:val="Default Paragraph Font"/>
     <w:uiPriority w:val="1"/>
-    <w:semiHidden/>
     <w:unhideWhenUsed/>
   </w:style>
   <w:style w:type="table" w:default="1" w:styleId="a1">
